--- a/reports/四川生物医药产业集团创新事业部政策信息简报_20260821.docx
+++ b/reports/四川生物医药产业集团创新事业部政策信息简报_20260821.docx
@@ -239,478 +239,6 @@
                 <w:color w:val="000000"/>
                 <w:sz w:val="24"/>
               </w:rPr>
-              <w:t>全民医保“十五五”规划发布 未来5年全面建成多层次医疗保障体系</w:t>
-            </w:r>
-          </w:p>
-        </w:tc>
-        <w:tc>
-          <w:tcPr>
-            <w:tcW w:type="dxa" w:w="2154"/>
-            <w:tcBorders>
-              <w:top w:val="none"/>
-              <w:left w:val="none"/>
-              <w:bottom w:val="none"/>
-              <w:right w:val="none"/>
-            </w:tcBorders>
-          </w:tcPr>
-          <w:p>
-            <w:pPr>
-              <w:spacing w:line="240" w:lineRule="auto" w:before="60" w:after="60"/>
-              <w:ind w:firstLine="0"/>
-              <w:jc w:val="left"/>
-            </w:pPr>
-            <w:r/>
-            <w:r>
-              <w:rPr>
-                <w:rFonts w:ascii="Times New Roman" w:hAnsi="Times New Roman" w:eastAsia="方正仿宋简体" w:cs="Times New Roman"/>
-                <w:b w:val="0"/>
-                <w:i w:val="0"/>
-                <w:color w:val="000000"/>
-                <w:sz w:val="24"/>
-              </w:rPr>
-              <w:t>国务院政策文件库</w:t>
-            </w:r>
-          </w:p>
-        </w:tc>
-        <w:tc>
-          <w:tcPr>
-            <w:tcW w:type="dxa" w:w="1361"/>
-            <w:tcBorders>
-              <w:top w:val="none"/>
-              <w:left w:val="none"/>
-              <w:bottom w:val="none"/>
-              <w:right w:val="none"/>
-            </w:tcBorders>
-          </w:tcPr>
-          <w:p>
-            <w:pPr>
-              <w:spacing w:line="240" w:lineRule="auto" w:before="60" w:after="60"/>
-              <w:ind w:firstLine="0"/>
-              <w:jc w:val="center"/>
-            </w:pPr>
-            <w:r/>
-            <w:r>
-              <w:rPr>
-                <w:rFonts w:ascii="Times New Roman" w:hAnsi="Times New Roman" w:eastAsia="方正仿宋简体" w:cs="Times New Roman"/>
-                <w:b w:val="0"/>
-                <w:i w:val="0"/>
-                <w:color w:val="000000"/>
-                <w:sz w:val="24"/>
-              </w:rPr>
-              <w:t>2026-08-20</w:t>
-            </w:r>
-          </w:p>
-        </w:tc>
-      </w:tr>
-      <w:tr>
-        <w:tc>
-          <w:tcPr>
-            <w:tcW w:type="dxa" w:w="794"/>
-            <w:tcBorders>
-              <w:top w:val="none"/>
-              <w:left w:val="none"/>
-              <w:bottom w:val="none"/>
-              <w:right w:val="none"/>
-            </w:tcBorders>
-          </w:tcPr>
-          <w:p>
-            <w:pPr>
-              <w:spacing w:line="240" w:lineRule="auto" w:before="60" w:after="60"/>
-              <w:ind w:firstLine="0"/>
-              <w:jc w:val="center"/>
-            </w:pPr>
-            <w:r/>
-            <w:r>
-              <w:rPr>
-                <w:rFonts w:ascii="Times New Roman" w:hAnsi="Times New Roman" w:eastAsia="方正仿宋简体" w:cs="Times New Roman"/>
-                <w:b w:val="0"/>
-                <w:i w:val="0"/>
-                <w:color w:val="000000"/>
-                <w:sz w:val="24"/>
-              </w:rPr>
-              <w:t>2</w:t>
-            </w:r>
-          </w:p>
-        </w:tc>
-        <w:tc>
-          <w:tcPr>
-            <w:tcW w:type="dxa" w:w="4535"/>
-            <w:tcBorders>
-              <w:top w:val="none"/>
-              <w:left w:val="none"/>
-              <w:bottom w:val="none"/>
-              <w:right w:val="none"/>
-            </w:tcBorders>
-          </w:tcPr>
-          <w:p>
-            <w:pPr>
-              <w:spacing w:line="240" w:lineRule="auto" w:before="60" w:after="60"/>
-              <w:ind w:firstLine="0"/>
-              <w:jc w:val="left"/>
-            </w:pPr>
-            <w:r/>
-            <w:r>
-              <w:rPr>
-                <w:rFonts w:ascii="Times New Roman" w:hAnsi="Times New Roman" w:eastAsia="方正仿宋简体" w:cs="Times New Roman"/>
-                <w:b w:val="0"/>
-                <w:i w:val="0"/>
-                <w:color w:val="000000"/>
-                <w:sz w:val="24"/>
-              </w:rPr>
-              <w:t>国家医疗保障局关于印发《全民医疗保障“十五五”规划》的通知</w:t>
-            </w:r>
-          </w:p>
-        </w:tc>
-        <w:tc>
-          <w:tcPr>
-            <w:tcW w:type="dxa" w:w="2154"/>
-            <w:tcBorders>
-              <w:top w:val="none"/>
-              <w:left w:val="none"/>
-              <w:bottom w:val="none"/>
-              <w:right w:val="none"/>
-            </w:tcBorders>
-          </w:tcPr>
-          <w:p>
-            <w:pPr>
-              <w:spacing w:line="240" w:lineRule="auto" w:before="60" w:after="60"/>
-              <w:ind w:firstLine="0"/>
-              <w:jc w:val="left"/>
-            </w:pPr>
-            <w:r/>
-            <w:r>
-              <w:rPr>
-                <w:rFonts w:ascii="Times New Roman" w:hAnsi="Times New Roman" w:eastAsia="方正仿宋简体" w:cs="Times New Roman"/>
-                <w:b w:val="0"/>
-                <w:i w:val="0"/>
-                <w:color w:val="000000"/>
-                <w:sz w:val="24"/>
-              </w:rPr>
-              <w:t>国家医保局</w:t>
-            </w:r>
-          </w:p>
-        </w:tc>
-        <w:tc>
-          <w:tcPr>
-            <w:tcW w:type="dxa" w:w="1361"/>
-            <w:tcBorders>
-              <w:top w:val="none"/>
-              <w:left w:val="none"/>
-              <w:bottom w:val="none"/>
-              <w:right w:val="none"/>
-            </w:tcBorders>
-          </w:tcPr>
-          <w:p>
-            <w:pPr>
-              <w:spacing w:line="240" w:lineRule="auto" w:before="60" w:after="60"/>
-              <w:ind w:firstLine="0"/>
-              <w:jc w:val="center"/>
-            </w:pPr>
-            <w:r/>
-            <w:r>
-              <w:rPr>
-                <w:rFonts w:ascii="Times New Roman" w:hAnsi="Times New Roman" w:eastAsia="方正仿宋简体" w:cs="Times New Roman"/>
-                <w:b w:val="0"/>
-                <w:i w:val="0"/>
-                <w:color w:val="000000"/>
-                <w:sz w:val="24"/>
-              </w:rPr>
-              <w:t>2026-08-19</w:t>
-            </w:r>
-          </w:p>
-        </w:tc>
-      </w:tr>
-      <w:tr>
-        <w:tc>
-          <w:tcPr>
-            <w:tcW w:type="dxa" w:w="794"/>
-            <w:tcBorders>
-              <w:top w:val="none"/>
-              <w:left w:val="none"/>
-              <w:bottom w:val="none"/>
-              <w:right w:val="none"/>
-            </w:tcBorders>
-          </w:tcPr>
-          <w:p>
-            <w:pPr>
-              <w:spacing w:line="240" w:lineRule="auto" w:before="60" w:after="60"/>
-              <w:ind w:firstLine="0"/>
-              <w:jc w:val="center"/>
-            </w:pPr>
-            <w:r/>
-            <w:r>
-              <w:rPr>
-                <w:rFonts w:ascii="Times New Roman" w:hAnsi="Times New Roman" w:eastAsia="方正仿宋简体" w:cs="Times New Roman"/>
-                <w:b w:val="0"/>
-                <w:i w:val="0"/>
-                <w:color w:val="000000"/>
-                <w:sz w:val="24"/>
-              </w:rPr>
-              <w:t>3</w:t>
-            </w:r>
-          </w:p>
-        </w:tc>
-        <w:tc>
-          <w:tcPr>
-            <w:tcW w:type="dxa" w:w="4535"/>
-            <w:tcBorders>
-              <w:top w:val="none"/>
-              <w:left w:val="none"/>
-              <w:bottom w:val="none"/>
-              <w:right w:val="none"/>
-            </w:tcBorders>
-          </w:tcPr>
-          <w:p>
-            <w:pPr>
-              <w:spacing w:line="240" w:lineRule="auto" w:before="60" w:after="60"/>
-              <w:ind w:firstLine="0"/>
-              <w:jc w:val="left"/>
-            </w:pPr>
-            <w:r/>
-            <w:r>
-              <w:rPr>
-                <w:rFonts w:ascii="Times New Roman" w:hAnsi="Times New Roman" w:eastAsia="方正仿宋简体" w:cs="Times New Roman"/>
-                <w:b w:val="0"/>
-                <w:i w:val="0"/>
-                <w:color w:val="000000"/>
-                <w:sz w:val="24"/>
-              </w:rPr>
-              <w:t>国务院关于《中医药振兴发展“十五五”规划》的批复</w:t>
-            </w:r>
-          </w:p>
-        </w:tc>
-        <w:tc>
-          <w:tcPr>
-            <w:tcW w:type="dxa" w:w="2154"/>
-            <w:tcBorders>
-              <w:top w:val="none"/>
-              <w:left w:val="none"/>
-              <w:bottom w:val="none"/>
-              <w:right w:val="none"/>
-            </w:tcBorders>
-          </w:tcPr>
-          <w:p>
-            <w:pPr>
-              <w:spacing w:line="240" w:lineRule="auto" w:before="60" w:after="60"/>
-              <w:ind w:firstLine="0"/>
-              <w:jc w:val="left"/>
-            </w:pPr>
-            <w:r/>
-            <w:r>
-              <w:rPr>
-                <w:rFonts w:ascii="Times New Roman" w:hAnsi="Times New Roman" w:eastAsia="方正仿宋简体" w:cs="Times New Roman"/>
-                <w:b w:val="0"/>
-                <w:i w:val="0"/>
-                <w:color w:val="000000"/>
-                <w:sz w:val="24"/>
-              </w:rPr>
-              <w:t>国务院</w:t>
-            </w:r>
-          </w:p>
-        </w:tc>
-        <w:tc>
-          <w:tcPr>
-            <w:tcW w:type="dxa" w:w="1361"/>
-            <w:tcBorders>
-              <w:top w:val="none"/>
-              <w:left w:val="none"/>
-              <w:bottom w:val="none"/>
-              <w:right w:val="none"/>
-            </w:tcBorders>
-          </w:tcPr>
-          <w:p>
-            <w:pPr>
-              <w:spacing w:line="240" w:lineRule="auto" w:before="60" w:after="60"/>
-              <w:ind w:firstLine="0"/>
-              <w:jc w:val="center"/>
-            </w:pPr>
-            <w:r/>
-            <w:r>
-              <w:rPr>
-                <w:rFonts w:ascii="Times New Roman" w:hAnsi="Times New Roman" w:eastAsia="方正仿宋简体" w:cs="Times New Roman"/>
-                <w:b w:val="0"/>
-                <w:i w:val="0"/>
-                <w:color w:val="000000"/>
-                <w:sz w:val="24"/>
-              </w:rPr>
-              <w:t>2026-07-10</w:t>
-            </w:r>
-          </w:p>
-        </w:tc>
-      </w:tr>
-      <w:tr>
-        <w:tc>
-          <w:tcPr>
-            <w:tcW w:type="dxa" w:w="794"/>
-            <w:tcBorders>
-              <w:top w:val="none"/>
-              <w:left w:val="none"/>
-              <w:bottom w:val="none"/>
-              <w:right w:val="none"/>
-            </w:tcBorders>
-          </w:tcPr>
-          <w:p>
-            <w:pPr>
-              <w:spacing w:line="240" w:lineRule="auto" w:before="60" w:after="60"/>
-              <w:ind w:firstLine="0"/>
-              <w:jc w:val="center"/>
-            </w:pPr>
-            <w:r/>
-            <w:r>
-              <w:rPr>
-                <w:rFonts w:ascii="Times New Roman" w:hAnsi="Times New Roman" w:eastAsia="方正仿宋简体" w:cs="Times New Roman"/>
-                <w:b w:val="0"/>
-                <w:i w:val="0"/>
-                <w:color w:val="000000"/>
-                <w:sz w:val="24"/>
-              </w:rPr>
-              <w:t>4</w:t>
-            </w:r>
-          </w:p>
-        </w:tc>
-        <w:tc>
-          <w:tcPr>
-            <w:tcW w:type="dxa" w:w="4535"/>
-            <w:tcBorders>
-              <w:top w:val="none"/>
-              <w:left w:val="none"/>
-              <w:bottom w:val="none"/>
-              <w:right w:val="none"/>
-            </w:tcBorders>
-          </w:tcPr>
-          <w:p>
-            <w:pPr>
-              <w:spacing w:line="240" w:lineRule="auto" w:before="60" w:after="60"/>
-              <w:ind w:firstLine="0"/>
-              <w:jc w:val="left"/>
-            </w:pPr>
-            <w:r/>
-            <w:r>
-              <w:rPr>
-                <w:rFonts w:ascii="Times New Roman" w:hAnsi="Times New Roman" w:eastAsia="方正仿宋简体" w:cs="Times New Roman"/>
-                <w:b w:val="0"/>
-                <w:i w:val="0"/>
-                <w:color w:val="000000"/>
-                <w:sz w:val="24"/>
-              </w:rPr>
-              <w:t>国家药品监督管理局 中华人民共和国公安部 中华人民共和国国家卫生健康委员会 国家市　场监督管理总局 国家医疗保障局 国家中医药管理局 国家疾病预防控制局公告（2026年　　第42号）　　　国家药监局 公安部 国家卫生健康委 市场监管总局 国家医保局 国家中医药局 国家　　　　疾控局关于发布《医药代表管理办法》的公告</w:t>
-            </w:r>
-          </w:p>
-        </w:tc>
-        <w:tc>
-          <w:tcPr>
-            <w:tcW w:type="dxa" w:w="2154"/>
-            <w:tcBorders>
-              <w:top w:val="none"/>
-              <w:left w:val="none"/>
-              <w:bottom w:val="none"/>
-              <w:right w:val="none"/>
-            </w:tcBorders>
-          </w:tcPr>
-          <w:p>
-            <w:pPr>
-              <w:spacing w:line="240" w:lineRule="auto" w:before="60" w:after="60"/>
-              <w:ind w:firstLine="0"/>
-              <w:jc w:val="left"/>
-            </w:pPr>
-            <w:r/>
-            <w:r>
-              <w:rPr>
-                <w:rFonts w:ascii="Times New Roman" w:hAnsi="Times New Roman" w:eastAsia="方正仿宋简体" w:cs="Times New Roman"/>
-                <w:b w:val="0"/>
-                <w:i w:val="0"/>
-                <w:color w:val="000000"/>
-                <w:sz w:val="24"/>
-              </w:rPr>
-              <w:t>国务院政策文件库</w:t>
-            </w:r>
-          </w:p>
-        </w:tc>
-        <w:tc>
-          <w:tcPr>
-            <w:tcW w:type="dxa" w:w="1361"/>
-            <w:tcBorders>
-              <w:top w:val="none"/>
-              <w:left w:val="none"/>
-              <w:bottom w:val="none"/>
-              <w:right w:val="none"/>
-            </w:tcBorders>
-          </w:tcPr>
-          <w:p>
-            <w:pPr>
-              <w:spacing w:line="240" w:lineRule="auto" w:before="60" w:after="60"/>
-              <w:ind w:firstLine="0"/>
-              <w:jc w:val="center"/>
-            </w:pPr>
-            <w:r/>
-            <w:r>
-              <w:rPr>
-                <w:rFonts w:ascii="Times New Roman" w:hAnsi="Times New Roman" w:eastAsia="方正仿宋简体" w:cs="Times New Roman"/>
-                <w:b w:val="0"/>
-                <w:i w:val="0"/>
-                <w:color w:val="000000"/>
-                <w:sz w:val="24"/>
-              </w:rPr>
-              <w:t>2026-06-30</w:t>
-            </w:r>
-          </w:p>
-        </w:tc>
-      </w:tr>
-      <w:tr>
-        <w:tc>
-          <w:tcPr>
-            <w:tcW w:type="dxa" w:w="794"/>
-            <w:tcBorders>
-              <w:top w:val="none"/>
-              <w:left w:val="none"/>
-              <w:bottom w:val="none"/>
-              <w:right w:val="none"/>
-            </w:tcBorders>
-          </w:tcPr>
-          <w:p>
-            <w:pPr>
-              <w:spacing w:line="240" w:lineRule="auto" w:before="60" w:after="60"/>
-              <w:ind w:firstLine="0"/>
-              <w:jc w:val="center"/>
-            </w:pPr>
-            <w:r/>
-            <w:r>
-              <w:rPr>
-                <w:rFonts w:ascii="Times New Roman" w:hAnsi="Times New Roman" w:eastAsia="方正仿宋简体" w:cs="Times New Roman"/>
-                <w:b w:val="0"/>
-                <w:i w:val="0"/>
-                <w:color w:val="000000"/>
-                <w:sz w:val="24"/>
-              </w:rPr>
-              <w:t>5</w:t>
-            </w:r>
-          </w:p>
-        </w:tc>
-        <w:tc>
-          <w:tcPr>
-            <w:tcW w:type="dxa" w:w="4535"/>
-            <w:tcBorders>
-              <w:top w:val="none"/>
-              <w:left w:val="none"/>
-              <w:bottom w:val="none"/>
-              <w:right w:val="none"/>
-            </w:tcBorders>
-          </w:tcPr>
-          <w:p>
-            <w:pPr>
-              <w:spacing w:line="240" w:lineRule="auto" w:before="60" w:after="60"/>
-              <w:ind w:firstLine="0"/>
-              <w:jc w:val="left"/>
-            </w:pPr>
-            <w:r/>
-            <w:r>
-              <w:rPr>
-                <w:rFonts w:ascii="Times New Roman" w:hAnsi="Times New Roman" w:eastAsia="方正仿宋简体" w:cs="Times New Roman"/>
-                <w:b w:val="0"/>
-                <w:i w:val="0"/>
-                <w:color w:val="000000"/>
-                <w:sz w:val="24"/>
-              </w:rPr>
               <w:t>人力资源社会保障部等4部门关于支持海洋经济发展促进就业创业的通知</w:t>
             </w:r>
           </w:p>
@@ -800,6 +328,478 @@
                 <w:color w:val="000000"/>
                 <w:sz w:val="24"/>
               </w:rPr>
+              <w:t>2</w:t>
+            </w:r>
+          </w:p>
+        </w:tc>
+        <w:tc>
+          <w:tcPr>
+            <w:tcW w:type="dxa" w:w="4535"/>
+            <w:tcBorders>
+              <w:top w:val="none"/>
+              <w:left w:val="none"/>
+              <w:bottom w:val="none"/>
+              <w:right w:val="none"/>
+            </w:tcBorders>
+          </w:tcPr>
+          <w:p>
+            <w:pPr>
+              <w:spacing w:line="240" w:lineRule="auto" w:before="60" w:after="60"/>
+              <w:ind w:firstLine="0"/>
+              <w:jc w:val="left"/>
+            </w:pPr>
+            <w:r/>
+            <w:r>
+              <w:rPr>
+                <w:rFonts w:ascii="Times New Roman" w:hAnsi="Times New Roman" w:eastAsia="方正仿宋简体" w:cs="Times New Roman"/>
+                <w:b w:val="0"/>
+                <w:i w:val="0"/>
+                <w:color w:val="000000"/>
+                <w:sz w:val="24"/>
+              </w:rPr>
+              <w:t>国家医保局等八部门关于印发《加快建立长期护理保险制度实施方案》的通知</w:t>
+            </w:r>
+          </w:p>
+        </w:tc>
+        <w:tc>
+          <w:tcPr>
+            <w:tcW w:type="dxa" w:w="2154"/>
+            <w:tcBorders>
+              <w:top w:val="none"/>
+              <w:left w:val="none"/>
+              <w:bottom w:val="none"/>
+              <w:right w:val="none"/>
+            </w:tcBorders>
+          </w:tcPr>
+          <w:p>
+            <w:pPr>
+              <w:spacing w:line="240" w:lineRule="auto" w:before="60" w:after="60"/>
+              <w:ind w:firstLine="0"/>
+              <w:jc w:val="left"/>
+            </w:pPr>
+            <w:r/>
+            <w:r>
+              <w:rPr>
+                <w:rFonts w:ascii="Times New Roman" w:hAnsi="Times New Roman" w:eastAsia="方正仿宋简体" w:cs="Times New Roman"/>
+                <w:b w:val="0"/>
+                <w:i w:val="0"/>
+                <w:color w:val="000000"/>
+                <w:sz w:val="24"/>
+              </w:rPr>
+              <w:t>国家医保局 民政部 财政部 人力资源社会保障部 农业农村部 国家卫生健康委 税务总局 中国残疾人联合会</w:t>
+            </w:r>
+          </w:p>
+        </w:tc>
+        <w:tc>
+          <w:tcPr>
+            <w:tcW w:type="dxa" w:w="1361"/>
+            <w:tcBorders>
+              <w:top w:val="none"/>
+              <w:left w:val="none"/>
+              <w:bottom w:val="none"/>
+              <w:right w:val="none"/>
+            </w:tcBorders>
+          </w:tcPr>
+          <w:p>
+            <w:pPr>
+              <w:spacing w:line="240" w:lineRule="auto" w:before="60" w:after="60"/>
+              <w:ind w:firstLine="0"/>
+              <w:jc w:val="center"/>
+            </w:pPr>
+            <w:r/>
+            <w:r>
+              <w:rPr>
+                <w:rFonts w:ascii="Times New Roman" w:hAnsi="Times New Roman" w:eastAsia="方正仿宋简体" w:cs="Times New Roman"/>
+                <w:b w:val="0"/>
+                <w:i w:val="0"/>
+                <w:color w:val="000000"/>
+                <w:sz w:val="24"/>
+              </w:rPr>
+              <w:t>2026-03-26</w:t>
+            </w:r>
+          </w:p>
+        </w:tc>
+      </w:tr>
+      <w:tr>
+        <w:tc>
+          <w:tcPr>
+            <w:tcW w:type="dxa" w:w="794"/>
+            <w:tcBorders>
+              <w:top w:val="none"/>
+              <w:left w:val="none"/>
+              <w:bottom w:val="none"/>
+              <w:right w:val="none"/>
+            </w:tcBorders>
+          </w:tcPr>
+          <w:p>
+            <w:pPr>
+              <w:spacing w:line="240" w:lineRule="auto" w:before="60" w:after="60"/>
+              <w:ind w:firstLine="0"/>
+              <w:jc w:val="center"/>
+            </w:pPr>
+            <w:r/>
+            <w:r>
+              <w:rPr>
+                <w:rFonts w:ascii="Times New Roman" w:hAnsi="Times New Roman" w:eastAsia="方正仿宋简体" w:cs="Times New Roman"/>
+                <w:b w:val="0"/>
+                <w:i w:val="0"/>
+                <w:color w:val="000000"/>
+                <w:sz w:val="24"/>
+              </w:rPr>
+              <w:t>3</w:t>
+            </w:r>
+          </w:p>
+        </w:tc>
+        <w:tc>
+          <w:tcPr>
+            <w:tcW w:type="dxa" w:w="4535"/>
+            <w:tcBorders>
+              <w:top w:val="none"/>
+              <w:left w:val="none"/>
+              <w:bottom w:val="none"/>
+              <w:right w:val="none"/>
+            </w:tcBorders>
+          </w:tcPr>
+          <w:p>
+            <w:pPr>
+              <w:spacing w:line="240" w:lineRule="auto" w:before="60" w:after="60"/>
+              <w:ind w:firstLine="0"/>
+              <w:jc w:val="left"/>
+            </w:pPr>
+            <w:r/>
+            <w:r>
+              <w:rPr>
+                <w:rFonts w:ascii="Times New Roman" w:hAnsi="Times New Roman" w:eastAsia="方正仿宋简体" w:cs="Times New Roman"/>
+                <w:b w:val="0"/>
+                <w:i w:val="0"/>
+                <w:color w:val="000000"/>
+                <w:sz w:val="24"/>
+              </w:rPr>
+              <w:t>国家医保局 国家发展改革委 国家卫生健康委关于医保支持基层医疗卫生服务发展的指导意见</w:t>
+            </w:r>
+          </w:p>
+        </w:tc>
+        <w:tc>
+          <w:tcPr>
+            <w:tcW w:type="dxa" w:w="2154"/>
+            <w:tcBorders>
+              <w:top w:val="none"/>
+              <w:left w:val="none"/>
+              <w:bottom w:val="none"/>
+              <w:right w:val="none"/>
+            </w:tcBorders>
+          </w:tcPr>
+          <w:p>
+            <w:pPr>
+              <w:spacing w:line="240" w:lineRule="auto" w:before="60" w:after="60"/>
+              <w:ind w:firstLine="0"/>
+              <w:jc w:val="left"/>
+            </w:pPr>
+            <w:r/>
+            <w:r>
+              <w:rPr>
+                <w:rFonts w:ascii="Times New Roman" w:hAnsi="Times New Roman" w:eastAsia="方正仿宋简体" w:cs="Times New Roman"/>
+                <w:b w:val="0"/>
+                <w:i w:val="0"/>
+                <w:color w:val="000000"/>
+                <w:sz w:val="24"/>
+              </w:rPr>
+              <w:t>国家医保局 国家发展改革委 国家卫生健康委</w:t>
+            </w:r>
+          </w:p>
+        </w:tc>
+        <w:tc>
+          <w:tcPr>
+            <w:tcW w:type="dxa" w:w="1361"/>
+            <w:tcBorders>
+              <w:top w:val="none"/>
+              <w:left w:val="none"/>
+              <w:bottom w:val="none"/>
+              <w:right w:val="none"/>
+            </w:tcBorders>
+          </w:tcPr>
+          <w:p>
+            <w:pPr>
+              <w:spacing w:line="240" w:lineRule="auto" w:before="60" w:after="60"/>
+              <w:ind w:firstLine="0"/>
+              <w:jc w:val="center"/>
+            </w:pPr>
+            <w:r/>
+            <w:r>
+              <w:rPr>
+                <w:rFonts w:ascii="Times New Roman" w:hAnsi="Times New Roman" w:eastAsia="方正仿宋简体" w:cs="Times New Roman"/>
+                <w:b w:val="0"/>
+                <w:i w:val="0"/>
+                <w:color w:val="000000"/>
+                <w:sz w:val="24"/>
+              </w:rPr>
+              <w:t>2026-03-17</w:t>
+            </w:r>
+          </w:p>
+        </w:tc>
+      </w:tr>
+      <w:tr>
+        <w:tc>
+          <w:tcPr>
+            <w:tcW w:type="dxa" w:w="794"/>
+            <w:tcBorders>
+              <w:top w:val="none"/>
+              <w:left w:val="none"/>
+              <w:bottom w:val="none"/>
+              <w:right w:val="none"/>
+            </w:tcBorders>
+          </w:tcPr>
+          <w:p>
+            <w:pPr>
+              <w:spacing w:line="240" w:lineRule="auto" w:before="60" w:after="60"/>
+              <w:ind w:firstLine="0"/>
+              <w:jc w:val="center"/>
+            </w:pPr>
+            <w:r/>
+            <w:r>
+              <w:rPr>
+                <w:rFonts w:ascii="Times New Roman" w:hAnsi="Times New Roman" w:eastAsia="方正仿宋简体" w:cs="Times New Roman"/>
+                <w:b w:val="0"/>
+                <w:i w:val="0"/>
+                <w:color w:val="000000"/>
+                <w:sz w:val="24"/>
+              </w:rPr>
+              <w:t>4</w:t>
+            </w:r>
+          </w:p>
+        </w:tc>
+        <w:tc>
+          <w:tcPr>
+            <w:tcW w:type="dxa" w:w="4535"/>
+            <w:tcBorders>
+              <w:top w:val="none"/>
+              <w:left w:val="none"/>
+              <w:bottom w:val="none"/>
+              <w:right w:val="none"/>
+            </w:tcBorders>
+          </w:tcPr>
+          <w:p>
+            <w:pPr>
+              <w:spacing w:line="240" w:lineRule="auto" w:before="60" w:after="60"/>
+              <w:ind w:firstLine="0"/>
+              <w:jc w:val="left"/>
+            </w:pPr>
+            <w:r/>
+            <w:r>
+              <w:rPr>
+                <w:rFonts w:ascii="Times New Roman" w:hAnsi="Times New Roman" w:eastAsia="方正仿宋简体" w:cs="Times New Roman"/>
+                <w:b w:val="0"/>
+                <w:i w:val="0"/>
+                <w:color w:val="000000"/>
+                <w:sz w:val="24"/>
+              </w:rPr>
+              <w:t>国家医保局关于加快医疗保障领域场景培育和开放 支持新场景大规模应用的通知</w:t>
+            </w:r>
+          </w:p>
+        </w:tc>
+        <w:tc>
+          <w:tcPr>
+            <w:tcW w:type="dxa" w:w="2154"/>
+            <w:tcBorders>
+              <w:top w:val="none"/>
+              <w:left w:val="none"/>
+              <w:bottom w:val="none"/>
+              <w:right w:val="none"/>
+            </w:tcBorders>
+          </w:tcPr>
+          <w:p>
+            <w:pPr>
+              <w:spacing w:line="240" w:lineRule="auto" w:before="60" w:after="60"/>
+              <w:ind w:firstLine="0"/>
+              <w:jc w:val="left"/>
+            </w:pPr>
+            <w:r/>
+            <w:r>
+              <w:rPr>
+                <w:rFonts w:ascii="Times New Roman" w:hAnsi="Times New Roman" w:eastAsia="方正仿宋简体" w:cs="Times New Roman"/>
+                <w:b w:val="0"/>
+                <w:i w:val="0"/>
+                <w:color w:val="000000"/>
+                <w:sz w:val="24"/>
+              </w:rPr>
+              <w:t>国家医保局</w:t>
+            </w:r>
+          </w:p>
+        </w:tc>
+        <w:tc>
+          <w:tcPr>
+            <w:tcW w:type="dxa" w:w="1361"/>
+            <w:tcBorders>
+              <w:top w:val="none"/>
+              <w:left w:val="none"/>
+              <w:bottom w:val="none"/>
+              <w:right w:val="none"/>
+            </w:tcBorders>
+          </w:tcPr>
+          <w:p>
+            <w:pPr>
+              <w:spacing w:line="240" w:lineRule="auto" w:before="60" w:after="60"/>
+              <w:ind w:firstLine="0"/>
+              <w:jc w:val="center"/>
+            </w:pPr>
+            <w:r/>
+            <w:r>
+              <w:rPr>
+                <w:rFonts w:ascii="Times New Roman" w:hAnsi="Times New Roman" w:eastAsia="方正仿宋简体" w:cs="Times New Roman"/>
+                <w:b w:val="0"/>
+                <w:i w:val="0"/>
+                <w:color w:val="000000"/>
+                <w:sz w:val="24"/>
+              </w:rPr>
+              <w:t>2026-02-05</w:t>
+            </w:r>
+          </w:p>
+        </w:tc>
+      </w:tr>
+      <w:tr>
+        <w:tc>
+          <w:tcPr>
+            <w:tcW w:type="dxa" w:w="794"/>
+            <w:tcBorders>
+              <w:top w:val="none"/>
+              <w:left w:val="none"/>
+              <w:bottom w:val="none"/>
+              <w:right w:val="none"/>
+            </w:tcBorders>
+          </w:tcPr>
+          <w:p>
+            <w:pPr>
+              <w:spacing w:line="240" w:lineRule="auto" w:before="60" w:after="60"/>
+              <w:ind w:firstLine="0"/>
+              <w:jc w:val="center"/>
+            </w:pPr>
+            <w:r/>
+            <w:r>
+              <w:rPr>
+                <w:rFonts w:ascii="Times New Roman" w:hAnsi="Times New Roman" w:eastAsia="方正仿宋简体" w:cs="Times New Roman"/>
+                <w:b w:val="0"/>
+                <w:i w:val="0"/>
+                <w:color w:val="000000"/>
+                <w:sz w:val="24"/>
+              </w:rPr>
+              <w:t>5</w:t>
+            </w:r>
+          </w:p>
+        </w:tc>
+        <w:tc>
+          <w:tcPr>
+            <w:tcW w:type="dxa" w:w="4535"/>
+            <w:tcBorders>
+              <w:top w:val="none"/>
+              <w:left w:val="none"/>
+              <w:bottom w:val="none"/>
+              <w:right w:val="none"/>
+            </w:tcBorders>
+          </w:tcPr>
+          <w:p>
+            <w:pPr>
+              <w:spacing w:line="240" w:lineRule="auto" w:before="60" w:after="60"/>
+              <w:ind w:firstLine="0"/>
+              <w:jc w:val="left"/>
+            </w:pPr>
+            <w:r/>
+            <w:r>
+              <w:rPr>
+                <w:rFonts w:ascii="Times New Roman" w:hAnsi="Times New Roman" w:eastAsia="方正仿宋简体" w:cs="Times New Roman"/>
+                <w:b w:val="0"/>
+                <w:i w:val="0"/>
+                <w:color w:val="000000"/>
+                <w:sz w:val="24"/>
+              </w:rPr>
+              <w:t>关于实施中小微企业贷款贴息政策的通知</w:t>
+            </w:r>
+          </w:p>
+        </w:tc>
+        <w:tc>
+          <w:tcPr>
+            <w:tcW w:type="dxa" w:w="2154"/>
+            <w:tcBorders>
+              <w:top w:val="none"/>
+              <w:left w:val="none"/>
+              <w:bottom w:val="none"/>
+              <w:right w:val="none"/>
+            </w:tcBorders>
+          </w:tcPr>
+          <w:p>
+            <w:pPr>
+              <w:spacing w:line="240" w:lineRule="auto" w:before="60" w:after="60"/>
+              <w:ind w:firstLine="0"/>
+              <w:jc w:val="left"/>
+            </w:pPr>
+            <w:r/>
+            <w:r>
+              <w:rPr>
+                <w:rFonts w:ascii="Times New Roman" w:hAnsi="Times New Roman" w:eastAsia="方正仿宋简体" w:cs="Times New Roman"/>
+                <w:b w:val="0"/>
+                <w:i w:val="0"/>
+                <w:color w:val="000000"/>
+                <w:sz w:val="24"/>
+              </w:rPr>
+              <w:t>财政部 国家发展改革委 工业和信息化部 中国人民银行 金融监管总局</w:t>
+            </w:r>
+          </w:p>
+        </w:tc>
+        <w:tc>
+          <w:tcPr>
+            <w:tcW w:type="dxa" w:w="1361"/>
+            <w:tcBorders>
+              <w:top w:val="none"/>
+              <w:left w:val="none"/>
+              <w:bottom w:val="none"/>
+              <w:right w:val="none"/>
+            </w:tcBorders>
+          </w:tcPr>
+          <w:p>
+            <w:pPr>
+              <w:spacing w:line="240" w:lineRule="auto" w:before="60" w:after="60"/>
+              <w:ind w:firstLine="0"/>
+              <w:jc w:val="center"/>
+            </w:pPr>
+            <w:r/>
+            <w:r>
+              <w:rPr>
+                <w:rFonts w:ascii="Times New Roman" w:hAnsi="Times New Roman" w:eastAsia="方正仿宋简体" w:cs="Times New Roman"/>
+                <w:b w:val="0"/>
+                <w:i w:val="0"/>
+                <w:color w:val="000000"/>
+                <w:sz w:val="24"/>
+              </w:rPr>
+              <w:t>2026-01-21</w:t>
+            </w:r>
+          </w:p>
+        </w:tc>
+      </w:tr>
+      <w:tr>
+        <w:tc>
+          <w:tcPr>
+            <w:tcW w:type="dxa" w:w="794"/>
+            <w:tcBorders>
+              <w:top w:val="none"/>
+              <w:left w:val="none"/>
+              <w:bottom w:val="none"/>
+              <w:right w:val="none"/>
+            </w:tcBorders>
+          </w:tcPr>
+          <w:p>
+            <w:pPr>
+              <w:spacing w:line="240" w:lineRule="auto" w:before="60" w:after="60"/>
+              <w:ind w:firstLine="0"/>
+              <w:jc w:val="center"/>
+            </w:pPr>
+            <w:r/>
+            <w:r>
+              <w:rPr>
+                <w:rFonts w:ascii="Times New Roman" w:hAnsi="Times New Roman" w:eastAsia="方正仿宋简体" w:cs="Times New Roman"/>
+                <w:b w:val="0"/>
+                <w:i w:val="0"/>
+                <w:color w:val="000000"/>
+                <w:sz w:val="24"/>
+              </w:rPr>
               <w:t>6</w:t>
             </w:r>
           </w:p>
@@ -829,7 +829,7 @@
                 <w:color w:val="000000"/>
                 <w:sz w:val="24"/>
               </w:rPr>
-              <w:t>中华人民共和国人力资源和社会保障部 中华人民共和国国家卫生健康委员会 中华人民共和国　应急管理部 国家税务总局 国家医疗保障局令（第56号）　　超龄劳动者基本权益保障暂行规定</w:t>
+              <w:t>国家医保局 财政部关于做好职工基本医疗保险个人账户跨省共济工作的通知</w:t>
             </w:r>
           </w:p>
         </w:tc>
@@ -858,7 +858,7 @@
                 <w:color w:val="000000"/>
                 <w:sz w:val="24"/>
               </w:rPr>
-              <w:t>国务院政策文件库</w:t>
+              <w:t>国家医保局 财政部</w:t>
             </w:r>
           </w:p>
         </w:tc>
@@ -887,7 +887,7 @@
                 <w:color w:val="000000"/>
                 <w:sz w:val="24"/>
               </w:rPr>
-              <w:t>2026-06-10</w:t>
+              <w:t>2026-01-09</w:t>
             </w:r>
           </w:p>
         </w:tc>
@@ -947,7 +947,7 @@
                 <w:color w:val="000000"/>
                 <w:sz w:val="24"/>
               </w:rPr>
-              <w:t>国家医疗保障局关于印发《医疗保障基金监督检查五年行动计划（2026年—2030年）》的通知</w:t>
+              <w:t>国家医疗保障局办公室关于大力推进刷脸支付、一码支付、移动支付、信用支付等便捷支付工作的通知</w:t>
             </w:r>
           </w:p>
         </w:tc>
@@ -1005,7 +1005,7 @@
                 <w:color w:val="000000"/>
                 <w:sz w:val="24"/>
               </w:rPr>
-              <w:t>2026-05-13</w:t>
+              <w:t>2026-01-08</w:t>
             </w:r>
           </w:p>
         </w:tc>
@@ -1065,7 +1065,7 @@
                 <w:color w:val="000000"/>
                 <w:sz w:val="24"/>
               </w:rPr>
-              <w:t>国家中医药管理局关于印发《三级中医医院评审标准（2026年版）》的通知</w:t>
+              <w:t>国家发展改革委 财政部关于2026年实施大规模设备更新和消费品以旧换新政策的通知</w:t>
             </w:r>
           </w:p>
         </w:tc>
@@ -1094,7 +1094,7 @@
                 <w:color w:val="000000"/>
                 <w:sz w:val="24"/>
               </w:rPr>
-              <w:t>国家中医药局</w:t>
+              <w:t>国家发展改革委 财政部</w:t>
             </w:r>
           </w:p>
         </w:tc>
@@ -1123,7 +1123,7 @@
                 <w:color w:val="000000"/>
                 <w:sz w:val="24"/>
               </w:rPr>
-              <w:t>2026-03-28</w:t>
+              <w:t>2025-12-30</w:t>
             </w:r>
           </w:p>
         </w:tc>
@@ -1160,267 +1160,7 @@
           <w:color w:val="000000"/>
           <w:sz w:val="24"/>
         </w:rPr>
-        <w:t>1. 《全民医保“十五五”规划发布 未来5年全面建成多层次医疗保障体系》（发布机关：国务院政策文件库，发布日期：2026-08-20）</w:t>
-      </w:r>
-    </w:p>
-    <w:p>
-      <w:pPr>
-        <w:spacing w:line="360" w:lineRule="auto" w:before="0" w:after="60"/>
-        <w:ind w:firstLine="480"/>
-        <w:jc w:val="both"/>
-      </w:pPr>
-      <w:r>
-        <w:rPr>
-          <w:rFonts w:ascii="Times New Roman" w:hAnsi="Times New Roman" w:eastAsia="方正仿宋简体" w:cs="Times New Roman"/>
-          <w:b w:val="0"/>
-          <w:i w:val="0"/>
-          <w:color w:val="000000"/>
-          <w:sz w:val="24"/>
-        </w:rPr>
-        <w:t>文件主要内容与核心要点：全民医保“十五五”规划发布 未来5年全面建成多层次医疗保障体系</w:t>
-      </w:r>
-      <w:r>
-        <w:rPr>
-          <w:rFonts w:ascii="Times New Roman" w:hAnsi="Times New Roman" w:eastAsia="方正仿宋简体" w:cs="Times New Roman"/>
-          <w:b w:val="0"/>
-          <w:i w:val="0"/>
-          <w:color w:val="000000"/>
-          <w:sz w:val="24"/>
-        </w:rPr>
-        <w:t>（官方原文直达：</w:t>
-      </w:r>
-      <w:r>
-        <w:rPr>
-          <w:rFonts w:ascii="Times New Roman" w:hAnsi="Times New Roman" w:eastAsia="方正仿宋简体" w:cs="Times New Roman"/>
-          <w:b w:val="0"/>
-          <w:i w:val="0"/>
-          <w:color w:val="004886"/>
-          <w:sz w:val="24"/>
-          <w:u w:val="single"/>
-        </w:rPr>
-        <w:t>https://www.gov.cn/zhengce/202608/content_7078670.htm</w:t>
-      </w:r>
-      <w:r>
-        <w:rPr>
-          <w:rFonts w:ascii="Times New Roman" w:hAnsi="Times New Roman" w:eastAsia="方正仿宋简体" w:cs="Times New Roman"/>
-          <w:b w:val="0"/>
-          <w:i w:val="0"/>
-          <w:color w:val="000000"/>
-          <w:sz w:val="24"/>
-        </w:rPr>
-        <w:t>）</w:t>
-      </w:r>
-    </w:p>
-    <w:p>
-      <w:pPr>
-        <w:spacing w:line="360" w:lineRule="auto" w:before="80" w:after="0"/>
-        <w:ind w:firstLine="480"/>
-        <w:jc w:val="both"/>
-      </w:pPr>
-      <w:r>
-        <w:rPr>
-          <w:rFonts w:ascii="Times New Roman" w:hAnsi="Times New Roman" w:eastAsia="方正仿宋简体" w:cs="Times New Roman"/>
-          <w:b/>
-          <w:i w:val="0"/>
-          <w:color w:val="000000"/>
-          <w:sz w:val="24"/>
-        </w:rPr>
-        <w:t>2. 《国家医疗保障局关于印发《全民医疗保障“十五五”规划》的通知》（发布机关：国家医保局，发布日期：2026-08-19）</w:t>
-      </w:r>
-    </w:p>
-    <w:p>
-      <w:pPr>
-        <w:spacing w:line="360" w:lineRule="auto" w:before="0" w:after="60"/>
-        <w:ind w:firstLine="480"/>
-        <w:jc w:val="both"/>
-      </w:pPr>
-      <w:r>
-        <w:rPr>
-          <w:rFonts w:ascii="Times New Roman" w:hAnsi="Times New Roman" w:eastAsia="方正仿宋简体" w:cs="Times New Roman"/>
-          <w:b w:val="0"/>
-          <w:i w:val="0"/>
-          <w:color w:val="000000"/>
-          <w:sz w:val="24"/>
-        </w:rPr>
-        <w:t>文件主要内容与核心要点：国家医疗保障局关于印发《全民医疗保障“十五五”规划》的通知</w:t>
-      </w:r>
-      <w:r>
-        <w:rPr>
-          <w:rFonts w:ascii="Times New Roman" w:hAnsi="Times New Roman" w:eastAsia="方正仿宋简体" w:cs="Times New Roman"/>
-          <w:b w:val="0"/>
-          <w:i w:val="0"/>
-          <w:color w:val="000000"/>
-          <w:sz w:val="24"/>
-        </w:rPr>
-        <w:t>（官方原文直达：</w:t>
-      </w:r>
-      <w:r>
-        <w:rPr>
-          <w:rFonts w:ascii="Times New Roman" w:hAnsi="Times New Roman" w:eastAsia="方正仿宋简体" w:cs="Times New Roman"/>
-          <w:b w:val="0"/>
-          <w:i w:val="0"/>
-          <w:color w:val="004886"/>
-          <w:sz w:val="24"/>
-          <w:u w:val="single"/>
-        </w:rPr>
-        <w:t>https://www.gov.cn/zhengce/zhengceku/202608/content_7078568.htm</w:t>
-      </w:r>
-      <w:r>
-        <w:rPr>
-          <w:rFonts w:ascii="Times New Roman" w:hAnsi="Times New Roman" w:eastAsia="方正仿宋简体" w:cs="Times New Roman"/>
-          <w:b w:val="0"/>
-          <w:i w:val="0"/>
-          <w:color w:val="000000"/>
-          <w:sz w:val="24"/>
-        </w:rPr>
-        <w:t>）</w:t>
-      </w:r>
-    </w:p>
-    <w:p>
-      <w:pPr>
-        <w:spacing w:line="360" w:lineRule="auto" w:before="80" w:after="0"/>
-        <w:ind w:firstLine="480"/>
-        <w:jc w:val="both"/>
-      </w:pPr>
-      <w:r>
-        <w:rPr>
-          <w:rFonts w:ascii="Times New Roman" w:hAnsi="Times New Roman" w:eastAsia="方正仿宋简体" w:cs="Times New Roman"/>
-          <w:b/>
-          <w:i w:val="0"/>
-          <w:color w:val="000000"/>
-          <w:sz w:val="24"/>
-        </w:rPr>
-        <w:t>3. 《国务院关于《中医药振兴发展“十五五”规划》的批复》（发布机关：国务院，发布日期：2026-07-10）</w:t>
-      </w:r>
-    </w:p>
-    <w:p>
-      <w:pPr>
-        <w:spacing w:line="360" w:lineRule="auto" w:before="0" w:after="60"/>
-        <w:ind w:firstLine="480"/>
-        <w:jc w:val="both"/>
-      </w:pPr>
-      <w:r>
-        <w:rPr>
-          <w:rFonts w:ascii="Times New Roman" w:hAnsi="Times New Roman" w:eastAsia="方正仿宋简体" w:cs="Times New Roman"/>
-          <w:b w:val="0"/>
-          <w:i w:val="0"/>
-          <w:color w:val="000000"/>
-          <w:sz w:val="24"/>
-        </w:rPr>
-        <w:t>文件主要内容与核心要点：国务院关于《中医药振兴发展“十五五”规划》的批复</w:t>
-      </w:r>
-      <w:r>
-        <w:rPr>
-          <w:rFonts w:ascii="Times New Roman" w:hAnsi="Times New Roman" w:eastAsia="方正仿宋简体" w:cs="Times New Roman"/>
-          <w:b w:val="0"/>
-          <w:i w:val="0"/>
-          <w:color w:val="000000"/>
-          <w:sz w:val="24"/>
-        </w:rPr>
-        <w:t>（官方原文直达：</w:t>
-      </w:r>
-      <w:r>
-        <w:rPr>
-          <w:rFonts w:ascii="Times New Roman" w:hAnsi="Times New Roman" w:eastAsia="方正仿宋简体" w:cs="Times New Roman"/>
-          <w:b w:val="0"/>
-          <w:i w:val="0"/>
-          <w:color w:val="004886"/>
-          <w:sz w:val="24"/>
-          <w:u w:val="single"/>
-        </w:rPr>
-        <w:t>https://www.gov.cn/zhengce/zhengceku/202607/content_7074931.htm</w:t>
-      </w:r>
-      <w:r>
-        <w:rPr>
-          <w:rFonts w:ascii="Times New Roman" w:hAnsi="Times New Roman" w:eastAsia="方正仿宋简体" w:cs="Times New Roman"/>
-          <w:b w:val="0"/>
-          <w:i w:val="0"/>
-          <w:color w:val="000000"/>
-          <w:sz w:val="24"/>
-        </w:rPr>
-        <w:t>）</w:t>
-      </w:r>
-    </w:p>
-    <w:p>
-      <w:pPr>
-        <w:spacing w:line="360" w:lineRule="auto" w:before="80" w:after="0"/>
-        <w:ind w:firstLine="480"/>
-        <w:jc w:val="both"/>
-      </w:pPr>
-      <w:r>
-        <w:rPr>
-          <w:rFonts w:ascii="Times New Roman" w:hAnsi="Times New Roman" w:eastAsia="方正仿宋简体" w:cs="Times New Roman"/>
-          <w:b/>
-          <w:i w:val="0"/>
-          <w:color w:val="000000"/>
-          <w:sz w:val="24"/>
-        </w:rPr>
-        <w:t>4. 《国家药品监督管理局 中华人民共和国公安部 中华人民共和国国家卫生健康委员会 国家市　场监督管理总局 国家医疗保障局 国家中医药管理局 国家疾病预防控制局公告（2026年　　第42号）　　　国家药监局 公安部 国家卫生健康委 市场监管总局 国家医保局 国家中医药局 国家　　　　疾控局关于发布《医药代表管理办法》的公告》（发布机关：国务院政策文件库，发布日期：2026-06-30）</w:t>
-      </w:r>
-    </w:p>
-    <w:p>
-      <w:pPr>
-        <w:spacing w:line="360" w:lineRule="auto" w:before="0" w:after="60"/>
-        <w:ind w:firstLine="480"/>
-        <w:jc w:val="both"/>
-      </w:pPr>
-      <w:r>
-        <w:rPr>
-          <w:rFonts w:ascii="Times New Roman" w:hAnsi="Times New Roman" w:eastAsia="方正仿宋简体" w:cs="Times New Roman"/>
-          <w:b w:val="0"/>
-          <w:i w:val="0"/>
-          <w:color w:val="000000"/>
-          <w:sz w:val="24"/>
-        </w:rPr>
-        <w:t>文件主要内容与核心要点：国家药品监督管理局 中华人民共和国公安部 中华人民共和国国家卫生健康委员会 国家市　场监督管理总局 国家医疗保障局 国家中医药管理局 国家疾病预防控制局公告（2026年　　第42号）　　　国家药监局 公安部 国家卫生健康委 市场监管总局 国家医保局 国家中医药局 国家　　　　疾控局关于发布《医药代表管理办法》的公告</w:t>
-      </w:r>
-      <w:r>
-        <w:rPr>
-          <w:rFonts w:ascii="Times New Roman" w:hAnsi="Times New Roman" w:eastAsia="方正仿宋简体" w:cs="Times New Roman"/>
-          <w:b w:val="0"/>
-          <w:i w:val="0"/>
-          <w:color w:val="000000"/>
-          <w:sz w:val="24"/>
-        </w:rPr>
-        <w:t>（官方原文直达：</w:t>
-      </w:r>
-      <w:r>
-        <w:rPr>
-          <w:rFonts w:ascii="Times New Roman" w:hAnsi="Times New Roman" w:eastAsia="方正仿宋简体" w:cs="Times New Roman"/>
-          <w:b w:val="0"/>
-          <w:i w:val="0"/>
-          <w:color w:val="004886"/>
-          <w:sz w:val="24"/>
-          <w:u w:val="single"/>
-        </w:rPr>
-        <w:t>https://www.gov.cn/gongbao/2026/issue_12826/202606/content_7073631.html</w:t>
-      </w:r>
-      <w:r>
-        <w:rPr>
-          <w:rFonts w:ascii="Times New Roman" w:hAnsi="Times New Roman" w:eastAsia="方正仿宋简体" w:cs="Times New Roman"/>
-          <w:b w:val="0"/>
-          <w:i w:val="0"/>
-          <w:color w:val="000000"/>
-          <w:sz w:val="24"/>
-        </w:rPr>
-        <w:t>）</w:t>
-      </w:r>
-    </w:p>
-    <w:p>
-      <w:pPr>
-        <w:spacing w:line="360" w:lineRule="auto" w:before="80" w:after="0"/>
-        <w:ind w:firstLine="480"/>
-        <w:jc w:val="both"/>
-      </w:pPr>
-      <w:r>
-        <w:rPr>
-          <w:rFonts w:ascii="Times New Roman" w:hAnsi="Times New Roman" w:eastAsia="方正仿宋简体" w:cs="Times New Roman"/>
-          <w:b/>
-          <w:i w:val="0"/>
-          <w:color w:val="000000"/>
-          <w:sz w:val="24"/>
-        </w:rPr>
-        <w:t>5. 《人力资源社会保障部等4部门关于支持海洋经济发展促进就业创业的通知》（发布机关：人力资源社会保障部 自然资源部 国家发展改革委 交通运输部，发布日期：2026-06-16）</w:t>
+        <w:t>1. 《人力资源社会保障部等4部门关于支持海洋经济发展促进就业创业的通知》（发布机关：人力资源社会保障部 自然资源部 国家发展改革委 交通运输部，发布日期：2026-06-16）</w:t>
       </w:r>
     </w:p>
     <w:p>
@@ -1485,7 +1225,7 @@
           <w:color w:val="000000"/>
           <w:sz w:val="24"/>
         </w:rPr>
-        <w:t>6. 《中华人民共和国人力资源和社会保障部 中华人民共和国国家卫生健康委员会 中华人民共和国　应急管理部 国家税务总局 国家医疗保障局令（第56号）　　超龄劳动者基本权益保障暂行规定》（发布机关：国务院政策文件库，发布日期：2026-06-10）</w:t>
+        <w:t>2. 《国家医保局等八部门关于印发《加快建立长期护理保险制度实施方案》的通知》（发布机关：国家医保局 民政部 财政部 人力资源社会保障部 农业农村部 国家卫生健康委 税务总局 中国残疾人联合会，发布日期：2026-03-26）</w:t>
       </w:r>
     </w:p>
     <w:p>
@@ -1502,7 +1242,7 @@
           <w:color w:val="000000"/>
           <w:sz w:val="24"/>
         </w:rPr>
-        <w:t>文件主要内容与核心要点：中华人民共和国人力资源和社会保障部 中华人民共和国国家卫生健康委员会 中华人民共和国　应急管理部 国家税务总局 国家医疗保障局令（第56号）　　超龄劳动者基本权益保障暂行规定</w:t>
+        <w:t>文件主要内容与核心要点：国家医保局等八部门关于印发《加快建立长期护理保险制度实施方案》的通知</w:t>
       </w:r>
       <w:r>
         <w:rPr>
@@ -1523,7 +1263,7 @@
           <w:sz w:val="24"/>
           <w:u w:val="single"/>
         </w:rPr>
-        <w:t>https://www.gov.cn/gongbao/2026/issue_12786/202606/content_7071610.html</w:t>
+        <w:t>https://www.gov.cn/zhengce/zhengceku/202603/content_7063915.htm</w:t>
       </w:r>
       <w:r>
         <w:rPr>
@@ -1550,7 +1290,7 @@
           <w:color w:val="000000"/>
           <w:sz w:val="24"/>
         </w:rPr>
-        <w:t>7. 《国家医疗保障局关于印发《医疗保障基金监督检查五年行动计划（2026年—2030年）》的通知》（发布机关：国家医保局，发布日期：2026-05-13）</w:t>
+        <w:t>3. 《国家医保局 国家发展改革委 国家卫生健康委关于医保支持基层医疗卫生服务发展的指导意见》（发布机关：国家医保局 国家发展改革委 国家卫生健康委，发布日期：2026-03-17）</w:t>
       </w:r>
     </w:p>
     <w:p>
@@ -1567,7 +1307,7 @@
           <w:color w:val="000000"/>
           <w:sz w:val="24"/>
         </w:rPr>
-        <w:t>文件主要内容与核心要点：国家医疗保障局关于印发《医疗保障基金监督检查五年行动计划（2026年—2030年）》的通知</w:t>
+        <w:t>文件主要内容与核心要点：国家医保局 国家发展改革委 国家卫生健康委关于医保支持基层医疗卫生服务发展的指导意见</w:t>
       </w:r>
       <w:r>
         <w:rPr>
@@ -1588,7 +1328,7 @@
           <w:sz w:val="24"/>
           <w:u w:val="single"/>
         </w:rPr>
-        <w:t>https://www.gov.cn/zhengce/zhengceku/202605/content_7068650.htm</w:t>
+        <w:t>https://www.gov.cn/zhengce/zhengceku/202603/content_7063029.htm</w:t>
       </w:r>
       <w:r>
         <w:rPr>
@@ -1615,7 +1355,7 @@
           <w:color w:val="000000"/>
           <w:sz w:val="24"/>
         </w:rPr>
-        <w:t>8. 《国家中医药管理局关于印发《三级中医医院评审标准（2026年版）》的通知》（发布机关：国家中医药局，发布日期：2026-03-28）</w:t>
+        <w:t>4. 《国家医保局关于加快医疗保障领域场景培育和开放 支持新场景大规模应用的通知》（发布机关：国家医保局，发布日期：2026-02-05）</w:t>
       </w:r>
     </w:p>
     <w:p>
@@ -1632,7 +1372,7 @@
           <w:color w:val="000000"/>
           <w:sz w:val="24"/>
         </w:rPr>
-        <w:t>文件主要内容与核心要点：国家中医药管理局关于印发《三级中医医院评审标准（2026年版）》的通知</w:t>
+        <w:t>文件主要内容与核心要点：国家医保局关于加快医疗保障领域场景培育和开放 支持新场景大规模应用的通知</w:t>
       </w:r>
       <w:r>
         <w:rPr>
@@ -1653,7 +1393,267 @@
           <w:sz w:val="24"/>
           <w:u w:val="single"/>
         </w:rPr>
-        <w:t>https://www.gov.cn/zhengce/zhengceku/202603/content_7064072.htm</w:t>
+        <w:t>https://www.gov.cn/zhengce/zhengceku/202602/content_7057134.htm</w:t>
+      </w:r>
+      <w:r>
+        <w:rPr>
+          <w:rFonts w:ascii="Times New Roman" w:hAnsi="Times New Roman" w:eastAsia="方正仿宋简体" w:cs="Times New Roman"/>
+          <w:b w:val="0"/>
+          <w:i w:val="0"/>
+          <w:color w:val="000000"/>
+          <w:sz w:val="24"/>
+        </w:rPr>
+        <w:t>）</w:t>
+      </w:r>
+    </w:p>
+    <w:p>
+      <w:pPr>
+        <w:spacing w:line="360" w:lineRule="auto" w:before="80" w:after="0"/>
+        <w:ind w:firstLine="480"/>
+        <w:jc w:val="both"/>
+      </w:pPr>
+      <w:r>
+        <w:rPr>
+          <w:rFonts w:ascii="Times New Roman" w:hAnsi="Times New Roman" w:eastAsia="方正仿宋简体" w:cs="Times New Roman"/>
+          <w:b/>
+          <w:i w:val="0"/>
+          <w:color w:val="000000"/>
+          <w:sz w:val="24"/>
+        </w:rPr>
+        <w:t>5. 《关于实施中小微企业贷款贴息政策的通知》（发布机关：财政部 国家发展改革委 工业和信息化部 中国人民银行 金融监管总局，发布日期：2026-01-21）</w:t>
+      </w:r>
+    </w:p>
+    <w:p>
+      <w:pPr>
+        <w:spacing w:line="360" w:lineRule="auto" w:before="0" w:after="60"/>
+        <w:ind w:firstLine="480"/>
+        <w:jc w:val="both"/>
+      </w:pPr>
+      <w:r>
+        <w:rPr>
+          <w:rFonts w:ascii="Times New Roman" w:hAnsi="Times New Roman" w:eastAsia="方正仿宋简体" w:cs="Times New Roman"/>
+          <w:b w:val="0"/>
+          <w:i w:val="0"/>
+          <w:color w:val="000000"/>
+          <w:sz w:val="24"/>
+        </w:rPr>
+        <w:t>文件主要内容与核心要点：企业融资协调工作机制推荐或由工业和信息化部共享的优质中小微民营企业）固定资产贷款，中小微民营企业参与项目使用的新型政策性金融工具资金。 （二）投向领域。支持新能源汽车、工业母机、医药工业、医疗装备、基础</w:t>
+      </w:r>
+      <w:r>
+        <w:rPr>
+          <w:rFonts w:ascii="Times New Roman" w:hAnsi="Times New Roman" w:eastAsia="方正仿宋简体" w:cs="Times New Roman"/>
+          <w:b w:val="0"/>
+          <w:i w:val="0"/>
+          <w:color w:val="000000"/>
+          <w:sz w:val="24"/>
+        </w:rPr>
+        <w:t>（官方原文直达：</w:t>
+      </w:r>
+      <w:r>
+        <w:rPr>
+          <w:rFonts w:ascii="Times New Roman" w:hAnsi="Times New Roman" w:eastAsia="方正仿宋简体" w:cs="Times New Roman"/>
+          <w:b w:val="0"/>
+          <w:i w:val="0"/>
+          <w:color w:val="004886"/>
+          <w:sz w:val="24"/>
+          <w:u w:val="single"/>
+        </w:rPr>
+        <w:t>https://www.gov.cn/zhengce/zhengceku/202601/content_7055567.htm</w:t>
+      </w:r>
+      <w:r>
+        <w:rPr>
+          <w:rFonts w:ascii="Times New Roman" w:hAnsi="Times New Roman" w:eastAsia="方正仿宋简体" w:cs="Times New Roman"/>
+          <w:b w:val="0"/>
+          <w:i w:val="0"/>
+          <w:color w:val="000000"/>
+          <w:sz w:val="24"/>
+        </w:rPr>
+        <w:t>）</w:t>
+      </w:r>
+    </w:p>
+    <w:p>
+      <w:pPr>
+        <w:spacing w:line="360" w:lineRule="auto" w:before="80" w:after="0"/>
+        <w:ind w:firstLine="480"/>
+        <w:jc w:val="both"/>
+      </w:pPr>
+      <w:r>
+        <w:rPr>
+          <w:rFonts w:ascii="Times New Roman" w:hAnsi="Times New Roman" w:eastAsia="方正仿宋简体" w:cs="Times New Roman"/>
+          <w:b/>
+          <w:i w:val="0"/>
+          <w:color w:val="000000"/>
+          <w:sz w:val="24"/>
+        </w:rPr>
+        <w:t>6. 《国家医保局 财政部关于做好职工基本医疗保险个人账户跨省共济工作的通知》（发布机关：国家医保局 财政部，发布日期：2026-01-09）</w:t>
+      </w:r>
+    </w:p>
+    <w:p>
+      <w:pPr>
+        <w:spacing w:line="360" w:lineRule="auto" w:before="0" w:after="60"/>
+        <w:ind w:firstLine="480"/>
+        <w:jc w:val="both"/>
+      </w:pPr>
+      <w:r>
+        <w:rPr>
+          <w:rFonts w:ascii="Times New Roman" w:hAnsi="Times New Roman" w:eastAsia="方正仿宋简体" w:cs="Times New Roman"/>
+          <w:b w:val="0"/>
+          <w:i w:val="0"/>
+          <w:color w:val="000000"/>
+          <w:sz w:val="24"/>
+        </w:rPr>
+        <w:t>文件主要内容与核心要点：国家医保局 财政部关于做好职工基本医疗保险个人账户跨省共济工作的通知</w:t>
+      </w:r>
+      <w:r>
+        <w:rPr>
+          <w:rFonts w:ascii="Times New Roman" w:hAnsi="Times New Roman" w:eastAsia="方正仿宋简体" w:cs="Times New Roman"/>
+          <w:b w:val="0"/>
+          <w:i w:val="0"/>
+          <w:color w:val="000000"/>
+          <w:sz w:val="24"/>
+        </w:rPr>
+        <w:t>（官方原文直达：</w:t>
+      </w:r>
+      <w:r>
+        <w:rPr>
+          <w:rFonts w:ascii="Times New Roman" w:hAnsi="Times New Roman" w:eastAsia="方正仿宋简体" w:cs="Times New Roman"/>
+          <w:b w:val="0"/>
+          <w:i w:val="0"/>
+          <w:color w:val="004886"/>
+          <w:sz w:val="24"/>
+          <w:u w:val="single"/>
+        </w:rPr>
+        <w:t>https://www.gov.cn/zhengce/zhengceku/202601/content_7054311.htm</w:t>
+      </w:r>
+      <w:r>
+        <w:rPr>
+          <w:rFonts w:ascii="Times New Roman" w:hAnsi="Times New Roman" w:eastAsia="方正仿宋简体" w:cs="Times New Roman"/>
+          <w:b w:val="0"/>
+          <w:i w:val="0"/>
+          <w:color w:val="000000"/>
+          <w:sz w:val="24"/>
+        </w:rPr>
+        <w:t>）</w:t>
+      </w:r>
+    </w:p>
+    <w:p>
+      <w:pPr>
+        <w:spacing w:line="360" w:lineRule="auto" w:before="80" w:after="0"/>
+        <w:ind w:firstLine="480"/>
+        <w:jc w:val="both"/>
+      </w:pPr>
+      <w:r>
+        <w:rPr>
+          <w:rFonts w:ascii="Times New Roman" w:hAnsi="Times New Roman" w:eastAsia="方正仿宋简体" w:cs="Times New Roman"/>
+          <w:b/>
+          <w:i w:val="0"/>
+          <w:color w:val="000000"/>
+          <w:sz w:val="24"/>
+        </w:rPr>
+        <w:t>7. 《国家医疗保障局办公室关于大力推进刷脸支付、一码支付、移动支付、信用支付等便捷支付工作的通知》（发布机关：国家医保局，发布日期：2026-01-08）</w:t>
+      </w:r>
+    </w:p>
+    <w:p>
+      <w:pPr>
+        <w:spacing w:line="360" w:lineRule="auto" w:before="0" w:after="60"/>
+        <w:ind w:firstLine="480"/>
+        <w:jc w:val="both"/>
+      </w:pPr>
+      <w:r>
+        <w:rPr>
+          <w:rFonts w:ascii="Times New Roman" w:hAnsi="Times New Roman" w:eastAsia="方正仿宋简体" w:cs="Times New Roman"/>
+          <w:b w:val="0"/>
+          <w:i w:val="0"/>
+          <w:color w:val="000000"/>
+          <w:sz w:val="24"/>
+        </w:rPr>
+        <w:t>文件主要内容与核心要点：国家医疗保障局办公室关于大力推进刷脸支付、一码支付、移动支付、信用支付等便捷支付工作的通知</w:t>
+      </w:r>
+      <w:r>
+        <w:rPr>
+          <w:rFonts w:ascii="Times New Roman" w:hAnsi="Times New Roman" w:eastAsia="方正仿宋简体" w:cs="Times New Roman"/>
+          <w:b w:val="0"/>
+          <w:i w:val="0"/>
+          <w:color w:val="000000"/>
+          <w:sz w:val="24"/>
+        </w:rPr>
+        <w:t>（官方原文直达：</w:t>
+      </w:r>
+      <w:r>
+        <w:rPr>
+          <w:rFonts w:ascii="Times New Roman" w:hAnsi="Times New Roman" w:eastAsia="方正仿宋简体" w:cs="Times New Roman"/>
+          <w:b w:val="0"/>
+          <w:i w:val="0"/>
+          <w:color w:val="004886"/>
+          <w:sz w:val="24"/>
+          <w:u w:val="single"/>
+        </w:rPr>
+        <w:t>https://www.gov.cn/zhengce/zhengceku/202601/content_7054281.htm</w:t>
+      </w:r>
+      <w:r>
+        <w:rPr>
+          <w:rFonts w:ascii="Times New Roman" w:hAnsi="Times New Roman" w:eastAsia="方正仿宋简体" w:cs="Times New Roman"/>
+          <w:b w:val="0"/>
+          <w:i w:val="0"/>
+          <w:color w:val="000000"/>
+          <w:sz w:val="24"/>
+        </w:rPr>
+        <w:t>）</w:t>
+      </w:r>
+    </w:p>
+    <w:p>
+      <w:pPr>
+        <w:spacing w:line="360" w:lineRule="auto" w:before="80" w:after="0"/>
+        <w:ind w:firstLine="480"/>
+        <w:jc w:val="both"/>
+      </w:pPr>
+      <w:r>
+        <w:rPr>
+          <w:rFonts w:ascii="Times New Roman" w:hAnsi="Times New Roman" w:eastAsia="方正仿宋简体" w:cs="Times New Roman"/>
+          <w:b/>
+          <w:i w:val="0"/>
+          <w:color w:val="000000"/>
+          <w:sz w:val="24"/>
+        </w:rPr>
+        <w:t>8. 《国家发展改革委 财政部关于2026年实施大规模设备更新和消费品以旧换新政策的通知》（发布机关：国家发展改革委 财政部，发布日期：2025-12-30）</w:t>
+      </w:r>
+    </w:p>
+    <w:p>
+      <w:pPr>
+        <w:spacing w:line="360" w:lineRule="auto" w:before="0" w:after="60"/>
+        <w:ind w:firstLine="480"/>
+        <w:jc w:val="both"/>
+      </w:pPr>
+      <w:r>
+        <w:rPr>
+          <w:rFonts w:ascii="Times New Roman" w:hAnsi="Times New Roman" w:eastAsia="方正仿宋简体" w:cs="Times New Roman"/>
+          <w:b w:val="0"/>
+          <w:i w:val="0"/>
+          <w:color w:val="000000"/>
+          <w:sz w:val="24"/>
+        </w:rPr>
+        <w:t>文件主要内容与核心要点：一、推进大规模设备更新 （一）支持设备更新项目。在继续支持工业、电子信息、能源电力、交通运输、物流、教育、文旅、医疗、设施农业、粮油加工、安全生产、海关查验、住宅老旧电梯、节能降碳环保等领域设备更新</w:t>
+      </w:r>
+      <w:r>
+        <w:rPr>
+          <w:rFonts w:ascii="Times New Roman" w:hAnsi="Times New Roman" w:eastAsia="方正仿宋简体" w:cs="Times New Roman"/>
+          <w:b w:val="0"/>
+          <w:i w:val="0"/>
+          <w:color w:val="000000"/>
+          <w:sz w:val="24"/>
+        </w:rPr>
+        <w:t>（官方原文直达：</w:t>
+      </w:r>
+      <w:r>
+        <w:rPr>
+          <w:rFonts w:ascii="Times New Roman" w:hAnsi="Times New Roman" w:eastAsia="方正仿宋简体" w:cs="Times New Roman"/>
+          <w:b w:val="0"/>
+          <w:i w:val="0"/>
+          <w:color w:val="004886"/>
+          <w:sz w:val="24"/>
+          <w:u w:val="single"/>
+        </w:rPr>
+        <w:t>https://www.gov.cn/zhengce/zhengceku/202512/content_7053236.htm</w:t>
       </w:r>
       <w:r>
         <w:rPr>
